--- a/HPS理念下中学化学科学本质观教学研究（投稿格式）.docx
+++ b/HPS理念下中学化学科学本质观教学研究（投稿格式）.docx
@@ -131,7 +131,24 @@
           <w:sz w:val="21"/>
           <w:szCs w:val="21"/>
         </w:rPr>
-        <w:t xml:space="preserve">随着基础教育课程改革的全面深化，中学化学教学正经历从“双基”向“素养立意”的深刻转型。教育部颁布的《普通高中化学课程标准（2017年版2020年修订）》在目标表述与教学建议中明确指出：应借助化学史事实、科学模型演进与科学争论情境，引导学生认识化学理论的发展性与证据性，并在学习过程中体会科学认识的建构特征与科学精神内涵[1]。这标志着对学生科学本质观（Nature of Science, NOS）的培养，已由理念层面的倡议切实转化为高中化学课堂的实践指向。</w:t>
+        <w:t xml:space="preserve">随着基础教育课程改革的全面深化，中学化学教学正经历从“双基”向“素养立意”的深刻转型。教育部颁布的《普通高中化学课程标准（2017年版2020年修订）》在目标表述与教学建议中明确指出：应借助化学史事实、科学模型演进与科学争论情境，引导学生认识化学理论的发展性与证据性，并在学习过程中体会科学认识的建构特征与科学精神内涵</w:t>
+      </w:r>
+      <w:r>
+        <w:rPr>
+          <w:rFonts w:ascii="Times New Roman" w:eastAsia="宋体" w:hAnsi="Times New Roman"/>
+          <w:sz w:val="21"/>
+          <w:szCs w:val="21"/>
+          <w:vertAlign w:val="superscript"/>
+        </w:rPr>
+        <w:t xml:space="preserve">[1]</w:t>
+      </w:r>
+      <w:r>
+        <w:rPr>
+          <w:rFonts w:ascii="Times New Roman" w:eastAsia="宋体" w:hAnsi="Times New Roman"/>
+          <w:sz w:val="21"/>
+          <w:szCs w:val="21"/>
+        </w:rPr>
+        <w:t xml:space="preserve">。这标志着对学生科学本质观（Nature of Science, NOS）的培养，已由理念层面的倡议切实转化为高中化学课堂的实践指向。</w:t>
       </w:r>
     </w:p>
     <w:p>
@@ -146,7 +163,24 @@
           <w:sz w:val="21"/>
           <w:szCs w:val="21"/>
         </w:rPr>
-        <w:t xml:space="preserve">为有效落实这一目标，HPS（科学史、科学哲学与科学社会学）教学理念提供了极具操作性的载体。HPS教学理念起源于西方科学教育领域，托马斯·库恩（Thomas Kuhn）等学者的主张为其奠定了深厚的哲学基础，其核心在于强调将科学知识置于动态的历史演进与真实的社会文化脉络中去理解[2]。然而，审视当前国内一线化学教学现实，科学史素材常被零散地处理为课堂的“趣味化背景”或纯粹的结论性讲述，哲学反思与社会维度往往缺位。这就导致科学本质观的培养在实践层面陷入了“高评价、低落实”的困境，难以在常规教学中形成可持续、可评价的逻辑链条。</w:t>
+        <w:t xml:space="preserve">为有效落实这一目标，HPS（科学史、科学哲学与科学社会学）教学理念提供了极具操作性的载体。HPS教学理念起源于西方科学教育领域，托马斯·库恩（Thomas Kuhn）等学者的主张为其奠定了深厚的哲学基础，其核心在于强调将科学知识置于动态的历史演进与真实的社会文化脉络中去理解</w:t>
+      </w:r>
+      <w:r>
+        <w:rPr>
+          <w:rFonts w:ascii="Times New Roman" w:eastAsia="宋体" w:hAnsi="Times New Roman"/>
+          <w:sz w:val="21"/>
+          <w:szCs w:val="21"/>
+          <w:vertAlign w:val="superscript"/>
+        </w:rPr>
+        <w:t xml:space="preserve">[2]</w:t>
+      </w:r>
+      <w:r>
+        <w:rPr>
+          <w:rFonts w:ascii="Times New Roman" w:eastAsia="宋体" w:hAnsi="Times New Roman"/>
+          <w:sz w:val="21"/>
+          <w:szCs w:val="21"/>
+        </w:rPr>
+        <w:t xml:space="preserve">。然而，审视当前国内一线化学教学现实，科学史素材常被零散地处理为课堂的“趣味化背景”或纯粹的结论性讲述，哲学反思与社会维度往往缺位。这就导致科学本质观的培养在实践层面陷入了“高评价、低落实”的困境，难以在常规教学中形成可持续、可评价的逻辑链条。</w:t>
       </w:r>
     </w:p>
     <w:p>
@@ -189,7 +223,24 @@
           <w:sz w:val="21"/>
           <w:szCs w:val="21"/>
         </w:rPr>
-        <w:t xml:space="preserve">本研究采用的研究工具为CiteSpace 6.2R4软件。该软件是由美国德雷克塞尔大学陈超美教授基于Java语言开发的一款信息可视化应用，其核心立足于文献计量学与共引分析理论[3]。通过引入寻径网络等算法，CiteSpace能够对特定研究领域的文献集合进行深度挖掘与计量分析，以可视化图谱的形式直观呈现出作者、机构间的合作网络关系，并探寻学科领域演化的关键路径与知识拐点。鉴于其能提供准确且深入的图谱分析结果，本研究借助该软件对相关文献开展系统梳理，旨在宏观勾勒出该领域的发展进程与结构概况，定量凝练当前的核心热点，并科学预测其未来的演进态势。</w:t>
+        <w:t xml:space="preserve">本研究采用的研究工具为CiteSpace 6.2R4软件。该软件是由美国德雷克塞尔大学陈超美教授基于Java语言开发的一款信息可视化应用，其核心立足于文献计量学与共引分析理论</w:t>
+      </w:r>
+      <w:r>
+        <w:rPr>
+          <w:rFonts w:ascii="Times New Roman" w:eastAsia="宋体" w:hAnsi="Times New Roman"/>
+          <w:sz w:val="21"/>
+          <w:szCs w:val="21"/>
+          <w:vertAlign w:val="superscript"/>
+        </w:rPr>
+        <w:t xml:space="preserve">[3]</w:t>
+      </w:r>
+      <w:r>
+        <w:rPr>
+          <w:rFonts w:ascii="Times New Roman" w:eastAsia="宋体" w:hAnsi="Times New Roman"/>
+          <w:sz w:val="21"/>
+          <w:szCs w:val="21"/>
+        </w:rPr>
+        <w:t xml:space="preserve">。通过引入寻径网络等算法，CiteSpace能够对特定研究领域的文献集合进行深度挖掘与计量分析，以可视化图谱的形式直观呈现出作者、机构间的合作网络关系，并探寻学科领域演化的关键路径与知识拐点。鉴于其能提供准确且深入的图谱分析结果，本研究借助该软件对相关文献开展系统梳理，旨在宏观勾勒出该领域的发展进程与结构概况，定量凝练当前的核心热点，并科学预测其未来的演进态势。</w:t>
       </w:r>
     </w:p>
     <w:p>
@@ -3830,7 +3881,24 @@
           <w:sz w:val="21"/>
           <w:szCs w:val="21"/>
         </w:rPr>
-        <w:t xml:space="preserve">利用CiteSpace的LLR（对数似然率）算法对关键词进行聚类分析，以探寻研究主题的宏观结构特征。一般而言，模块值Q＞0.3就意味着划分出来的聚类结构是显著的，当平均轮廓S在0.7时，聚类是高效率令人信服的[4]。运行生成关键词聚类分析图谱（见图7）及演进时间线图谱（见图8）。</w:t>
+        <w:t xml:space="preserve">利用CiteSpace的LLR（对数似然率）算法对关键词进行聚类分析，以探寻研究主题的宏观结构特征。一般而言，模块值Q＞0.3就意味着划分出来的聚类结构是显著的，当平均轮廓S在0.7时，聚类是高效率令人信服的</w:t>
+      </w:r>
+      <w:r>
+        <w:rPr>
+          <w:rFonts w:ascii="Times New Roman" w:eastAsia="宋体" w:hAnsi="Times New Roman"/>
+          <w:sz w:val="21"/>
+          <w:szCs w:val="21"/>
+          <w:vertAlign w:val="superscript"/>
+        </w:rPr>
+        <w:t xml:space="preserve">[4]</w:t>
+      </w:r>
+      <w:r>
+        <w:rPr>
+          <w:rFonts w:ascii="Times New Roman" w:eastAsia="宋体" w:hAnsi="Times New Roman"/>
+          <w:sz w:val="21"/>
+          <w:szCs w:val="21"/>
+        </w:rPr>
+        <w:t xml:space="preserve">。运行生成关键词聚类分析图谱（见图7）及演进时间线图谱（见图8）。</w:t>
       </w:r>
     </w:p>
     <w:p>
@@ -4055,7 +4123,58 @@
           <w:sz w:val="21"/>
           <w:szCs w:val="21"/>
         </w:rPr>
-        <w:t xml:space="preserve">该热点主要对应聚类#0（核心素养），处于价值与目标维度，回答的是“培养什么、如何评价”的问题。科学本质观的内涵界定是该领域全部研究的逻辑起点。国际科学教育界对科学本质的讨论由来已久，McComas等学者系统梳理了多国科学教育标准文件中关于科学本质的共识性表述，提出科学知识具有暂定性、实证性、创造性与社会文化嵌入性等基本特征[5]。在国内，刘健智立足中学教育实际，将中学生科学本质观的内涵解构为科学知识本质、科学探究本质与科学事业本质三个维度[6]，并在此基础上研制了相应的测量指标体系[7]，为后续的调查研究与教学评价提供了重要的本土化工具。</w:t>
+        <w:t xml:space="preserve">该热点主要对应聚类#0（核心素养），处于价值与目标维度，回答的是“培养什么、如何评价”的问题。科学本质观的内涵界定是该领域全部研究的逻辑起点。国际科学教育界对科学本质的讨论由来已久，McComas等学者系统梳理了多国科学教育标准文件中关于科学本质的共识性表述，提出科学知识具有暂定性、实证性、创造性与社会文化嵌入性等基本特征</w:t>
+      </w:r>
+      <w:r>
+        <w:rPr>
+          <w:rFonts w:ascii="Times New Roman" w:eastAsia="宋体" w:hAnsi="Times New Roman"/>
+          <w:sz w:val="21"/>
+          <w:szCs w:val="21"/>
+          <w:vertAlign w:val="superscript"/>
+        </w:rPr>
+        <w:t xml:space="preserve">[5]</w:t>
+      </w:r>
+      <w:r>
+        <w:rPr>
+          <w:rFonts w:ascii="Times New Roman" w:eastAsia="宋体" w:hAnsi="Times New Roman"/>
+          <w:sz w:val="21"/>
+          <w:szCs w:val="21"/>
+        </w:rPr>
+        <w:t xml:space="preserve">。在国内，刘健智立足中学教育实际，将中学生科学本质观的内涵解构为科学知识本质、科学探究本质与科学事业本质三个维度</w:t>
+      </w:r>
+      <w:r>
+        <w:rPr>
+          <w:rFonts w:ascii="Times New Roman" w:eastAsia="宋体" w:hAnsi="Times New Roman"/>
+          <w:sz w:val="21"/>
+          <w:szCs w:val="21"/>
+          <w:vertAlign w:val="superscript"/>
+        </w:rPr>
+        <w:t xml:space="preserve">[6]</w:t>
+      </w:r>
+      <w:r>
+        <w:rPr>
+          <w:rFonts w:ascii="Times New Roman" w:eastAsia="宋体" w:hAnsi="Times New Roman"/>
+          <w:sz w:val="21"/>
+          <w:szCs w:val="21"/>
+        </w:rPr>
+        <w:t xml:space="preserve">，并在此基础上研制了相应的测量指标体系</w:t>
+      </w:r>
+      <w:r>
+        <w:rPr>
+          <w:rFonts w:ascii="Times New Roman" w:eastAsia="宋体" w:hAnsi="Times New Roman"/>
+          <w:sz w:val="21"/>
+          <w:szCs w:val="21"/>
+          <w:vertAlign w:val="superscript"/>
+        </w:rPr>
+        <w:t xml:space="preserve">[7]</w:t>
+      </w:r>
+      <w:r>
+        <w:rPr>
+          <w:rFonts w:ascii="Times New Roman" w:eastAsia="宋体" w:hAnsi="Times New Roman"/>
+          <w:sz w:val="21"/>
+          <w:szCs w:val="21"/>
+        </w:rPr>
+        <w:t xml:space="preserve">，为后续的调查研究与教学评价提供了重要的本土化工具。</w:t>
       </w:r>
     </w:p>
     <w:p>
@@ -4070,7 +4189,75 @@
           <w:sz w:val="21"/>
           <w:szCs w:val="21"/>
         </w:rPr>
-        <w:t xml:space="preserve">在测评研究方面，Lederman等开发的VNOS问卷是国际上应用最为广泛的开放式测评工具[8]，国内学者多在借鉴该问卷的基础上结合学科情境加以改编。梁永平和宁君迎对高中生在微观认识学习中的科学本质观进行调查，发现学生普遍将化学理论视为确定不变的事实，对科学知识的建构性与暂定性缺乏理解[9]。马俊萍的调查进一步表明，不仅学生，部分中学教师自身的科学本质观也较为朴素[10]；罗小凤等对职前化学教师的研究则揭示，学科知识储备、科学史素养与教学信念是影响其开展科学本质教学的关键因素[11]。这些调查结果共同指向一个事实：科学本质观的培育既需要面向学生的教学干预，也离不开教师自身观念的同步提升。</w:t>
+        <w:t xml:space="preserve">在测评研究方面，Lederman等开发的VNOS问卷是国际上应用最为广泛的开放式测评工具</w:t>
+      </w:r>
+      <w:r>
+        <w:rPr>
+          <w:rFonts w:ascii="Times New Roman" w:eastAsia="宋体" w:hAnsi="Times New Roman"/>
+          <w:sz w:val="21"/>
+          <w:szCs w:val="21"/>
+          <w:vertAlign w:val="superscript"/>
+        </w:rPr>
+        <w:t xml:space="preserve">[8]</w:t>
+      </w:r>
+      <w:r>
+        <w:rPr>
+          <w:rFonts w:ascii="Times New Roman" w:eastAsia="宋体" w:hAnsi="Times New Roman"/>
+          <w:sz w:val="21"/>
+          <w:szCs w:val="21"/>
+        </w:rPr>
+        <w:t xml:space="preserve">，国内学者多在借鉴该问卷的基础上结合学科情境加以改编。梁永平和宁君迎对高中生在微观认识学习中的科学本质观进行调查，发现学生普遍将化学理论视为确定不变的事实，对科学知识的建构性与暂定性缺乏理解</w:t>
+      </w:r>
+      <w:r>
+        <w:rPr>
+          <w:rFonts w:ascii="Times New Roman" w:eastAsia="宋体" w:hAnsi="Times New Roman"/>
+          <w:sz w:val="21"/>
+          <w:szCs w:val="21"/>
+          <w:vertAlign w:val="superscript"/>
+        </w:rPr>
+        <w:t xml:space="preserve">[9]</w:t>
+      </w:r>
+      <w:r>
+        <w:rPr>
+          <w:rFonts w:ascii="Times New Roman" w:eastAsia="宋体" w:hAnsi="Times New Roman"/>
+          <w:sz w:val="21"/>
+          <w:szCs w:val="21"/>
+        </w:rPr>
+        <w:t xml:space="preserve">。马俊萍的调查进一步表明，不仅学生，部分中学教师自身的科学本质观也较为朴素</w:t>
+      </w:r>
+      <w:r>
+        <w:rPr>
+          <w:rFonts w:ascii="Times New Roman" w:eastAsia="宋体" w:hAnsi="Times New Roman"/>
+          <w:sz w:val="21"/>
+          <w:szCs w:val="21"/>
+          <w:vertAlign w:val="superscript"/>
+        </w:rPr>
+        <w:t xml:space="preserve">[10]</w:t>
+      </w:r>
+      <w:r>
+        <w:rPr>
+          <w:rFonts w:ascii="Times New Roman" w:eastAsia="宋体" w:hAnsi="Times New Roman"/>
+          <w:sz w:val="21"/>
+          <w:szCs w:val="21"/>
+        </w:rPr>
+        <w:t xml:space="preserve">；罗小凤等对职前化学教师的研究则揭示，学科知识储备、科学史素养与教学信念是影响其开展科学本质教学的关键因素</w:t>
+      </w:r>
+      <w:r>
+        <w:rPr>
+          <w:rFonts w:ascii="Times New Roman" w:eastAsia="宋体" w:hAnsi="Times New Roman"/>
+          <w:sz w:val="21"/>
+          <w:szCs w:val="21"/>
+          <w:vertAlign w:val="superscript"/>
+        </w:rPr>
+        <w:t xml:space="preserve">[11]</w:t>
+      </w:r>
+      <w:r>
+        <w:rPr>
+          <w:rFonts w:ascii="Times New Roman" w:eastAsia="宋体" w:hAnsi="Times New Roman"/>
+          <w:sz w:val="21"/>
+          <w:szCs w:val="21"/>
+        </w:rPr>
+        <w:t xml:space="preserve">。这些调查结果共同指向一个事实：科学本质观的培育既需要面向学生的教学干预，也离不开教师自身观念的同步提升。</w:t>
       </w:r>
     </w:p>
     <w:p>
@@ -4085,7 +4272,24 @@
           <w:sz w:val="21"/>
           <w:szCs w:val="21"/>
         </w:rPr>
-        <w:t xml:space="preserve">随着核心素养时代的到来，科学本质观与化学学科核心素养的关系成为该热点下的新焦点。研究者普遍认为，“证据推理与模型认知”“科学探究与创新意识”“科学态度与社会责任”等素养要素与科学本质的三大维度存在内在对应关系[1]，科学本质观由此被视为核心素养落地的认识论基础。但从前文关键词中心性数据看，“科学素养”节点的中心性仅为0.08，说明二者衔接机制的实证研究仍较为薄弱，这也是该热点未来需要重点突破的方向。</w:t>
+        <w:t xml:space="preserve">随着核心素养时代的到来，科学本质观与化学学科核心素养的关系成为该热点下的新焦点。研究者普遍认为，“证据推理与模型认知”“科学探究与创新意识”“科学态度与社会责任”等素养要素与科学本质的三大维度存在内在对应关系</w:t>
+      </w:r>
+      <w:r>
+        <w:rPr>
+          <w:rFonts w:ascii="Times New Roman" w:eastAsia="宋体" w:hAnsi="Times New Roman"/>
+          <w:sz w:val="21"/>
+          <w:szCs w:val="21"/>
+          <w:vertAlign w:val="superscript"/>
+        </w:rPr>
+        <w:t xml:space="preserve">[1]</w:t>
+      </w:r>
+      <w:r>
+        <w:rPr>
+          <w:rFonts w:ascii="Times New Roman" w:eastAsia="宋体" w:hAnsi="Times New Roman"/>
+          <w:sz w:val="21"/>
+          <w:szCs w:val="21"/>
+        </w:rPr>
+        <w:t xml:space="preserve">，科学本质观由此被视为核心素养落地的认识论基础。但从前文关键词中心性数据看，“科学素养”节点的中心性仅为0.08，说明二者衔接机制的实证研究仍较为薄弱，这也是该热点未来需要重点突破的方向。</w:t>
       </w:r>
     </w:p>
     <w:p>
@@ -4113,7 +4317,58 @@
           <w:sz w:val="21"/>
           <w:szCs w:val="21"/>
         </w:rPr>
-        <w:t xml:space="preserve">该热点对应聚类#1（教学设计）、#3（化学教学）与#4（教学策略），处于路径与方法维度，是当前文献产出最为集中的类群，回答的是“如何教”的问题。在教学模式层面，Monk和Osborne提出的HPS融入课堂的六阶段模型是国内研究者援引最多的理论框架[12]，该模型以现象呈现为起点，经观念引出、历史学习、实验设计与检验，最终达成总结评价。袁维新较早将该模式介绍到国内并给出了学科化的教学案例[13]；皇甫倩和王后雄则结合中学化学的学科特点，对HPS教学模型的运用条件与操作要点进行了系统阐释[14]。</w:t>
+        <w:t xml:space="preserve">该热点对应聚类#1（教学设计）、#3（化学教学）与#4（教学策略），处于路径与方法维度，是当前文献产出最为集中的类群，回答的是“如何教”的问题。在教学模式层面，Monk和Osborne提出的HPS融入课堂的六阶段模型是国内研究者援引最多的理论框架</w:t>
+      </w:r>
+      <w:r>
+        <w:rPr>
+          <w:rFonts w:ascii="Times New Roman" w:eastAsia="宋体" w:hAnsi="Times New Roman"/>
+          <w:sz w:val="21"/>
+          <w:szCs w:val="21"/>
+          <w:vertAlign w:val="superscript"/>
+        </w:rPr>
+        <w:t xml:space="preserve">[12]</w:t>
+      </w:r>
+      <w:r>
+        <w:rPr>
+          <w:rFonts w:ascii="Times New Roman" w:eastAsia="宋体" w:hAnsi="Times New Roman"/>
+          <w:sz w:val="21"/>
+          <w:szCs w:val="21"/>
+        </w:rPr>
+        <w:t xml:space="preserve">，该模型以现象呈现为起点，经观念引出、历史学习、实验设计与检验，最终达成总结评价。袁维新较早将该模式介绍到国内并给出了学科化的教学案例</w:t>
+      </w:r>
+      <w:r>
+        <w:rPr>
+          <w:rFonts w:ascii="Times New Roman" w:eastAsia="宋体" w:hAnsi="Times New Roman"/>
+          <w:sz w:val="21"/>
+          <w:szCs w:val="21"/>
+          <w:vertAlign w:val="superscript"/>
+        </w:rPr>
+        <w:t xml:space="preserve">[13]</w:t>
+      </w:r>
+      <w:r>
+        <w:rPr>
+          <w:rFonts w:ascii="Times New Roman" w:eastAsia="宋体" w:hAnsi="Times New Roman"/>
+          <w:sz w:val="21"/>
+          <w:szCs w:val="21"/>
+        </w:rPr>
+        <w:t xml:space="preserve">；皇甫倩和王后雄则结合中学化学的学科特点，对HPS教学模型的运用条件与操作要点进行了系统阐释</w:t>
+      </w:r>
+      <w:r>
+        <w:rPr>
+          <w:rFonts w:ascii="Times New Roman" w:eastAsia="宋体" w:hAnsi="Times New Roman"/>
+          <w:sz w:val="21"/>
+          <w:szCs w:val="21"/>
+          <w:vertAlign w:val="superscript"/>
+        </w:rPr>
+        <w:t xml:space="preserve">[14]</w:t>
+      </w:r>
+      <w:r>
+        <w:rPr>
+          <w:rFonts w:ascii="Times New Roman" w:eastAsia="宋体" w:hAnsi="Times New Roman"/>
+          <w:sz w:val="21"/>
+          <w:szCs w:val="21"/>
+        </w:rPr>
+        <w:t xml:space="preserve">。</w:t>
       </w:r>
     </w:p>
     <w:p>
@@ -4128,7 +4383,92 @@
           <w:sz w:val="21"/>
           <w:szCs w:val="21"/>
         </w:rPr>
-        <w:t xml:space="preserve">在此基础上，国内研究者积极探索HPS理念与其他教学模式的融合创新。霍爱新等将HPS与STS教育相结合，以“发展中的化学电源”为例设计了指向核心素养的教学方案[15]；孙悦和杨天林将HPS理念渗透于支架式教学模式之中，以“化学能与电能”为例开展了应用研究[16]；满艳艳尝试将HPS理念与5E教学模式相整合并进行了高中化学课堂的实践检验[17]；白玉香则构建了HPS与Webquest的整合教学模型[18]；丁华还从课堂实施的角度总结了HPS教学模式在高中化学常态课堂中的运用要领[19]。这些研究共同表明，HPS理念具有较强的模式兼容性，能够与多种教学范式有机结合，从而为其在不同课堂生态中的落地提供了多样化的选择。</w:t>
+        <w:t xml:space="preserve">在此基础上，国内研究者积极探索HPS理念与其他教学模式的融合创新。霍爱新等将HPS与STS教育相结合，以“发展中的化学电源”为例设计了指向核心素养的教学方案</w:t>
+      </w:r>
+      <w:r>
+        <w:rPr>
+          <w:rFonts w:ascii="Times New Roman" w:eastAsia="宋体" w:hAnsi="Times New Roman"/>
+          <w:sz w:val="21"/>
+          <w:szCs w:val="21"/>
+          <w:vertAlign w:val="superscript"/>
+        </w:rPr>
+        <w:t xml:space="preserve">[15]</w:t>
+      </w:r>
+      <w:r>
+        <w:rPr>
+          <w:rFonts w:ascii="Times New Roman" w:eastAsia="宋体" w:hAnsi="Times New Roman"/>
+          <w:sz w:val="21"/>
+          <w:szCs w:val="21"/>
+        </w:rPr>
+        <w:t xml:space="preserve">；孙悦和杨天林将HPS理念渗透于支架式教学模式之中，以“化学能与电能”为例开展了应用研究</w:t>
+      </w:r>
+      <w:r>
+        <w:rPr>
+          <w:rFonts w:ascii="Times New Roman" w:eastAsia="宋体" w:hAnsi="Times New Roman"/>
+          <w:sz w:val="21"/>
+          <w:szCs w:val="21"/>
+          <w:vertAlign w:val="superscript"/>
+        </w:rPr>
+        <w:t xml:space="preserve">[16]</w:t>
+      </w:r>
+      <w:r>
+        <w:rPr>
+          <w:rFonts w:ascii="Times New Roman" w:eastAsia="宋体" w:hAnsi="Times New Roman"/>
+          <w:sz w:val="21"/>
+          <w:szCs w:val="21"/>
+        </w:rPr>
+        <w:t xml:space="preserve">；满艳艳尝试将HPS理念与5E教学模式相整合并进行了高中化学课堂的实践检验</w:t>
+      </w:r>
+      <w:r>
+        <w:rPr>
+          <w:rFonts w:ascii="Times New Roman" w:eastAsia="宋体" w:hAnsi="Times New Roman"/>
+          <w:sz w:val="21"/>
+          <w:szCs w:val="21"/>
+          <w:vertAlign w:val="superscript"/>
+        </w:rPr>
+        <w:t xml:space="preserve">[17]</w:t>
+      </w:r>
+      <w:r>
+        <w:rPr>
+          <w:rFonts w:ascii="Times New Roman" w:eastAsia="宋体" w:hAnsi="Times New Roman"/>
+          <w:sz w:val="21"/>
+          <w:szCs w:val="21"/>
+        </w:rPr>
+        <w:t xml:space="preserve">；白玉香则构建了HPS与Webquest的整合教学模型</w:t>
+      </w:r>
+      <w:r>
+        <w:rPr>
+          <w:rFonts w:ascii="Times New Roman" w:eastAsia="宋体" w:hAnsi="Times New Roman"/>
+          <w:sz w:val="21"/>
+          <w:szCs w:val="21"/>
+          <w:vertAlign w:val="superscript"/>
+        </w:rPr>
+        <w:t xml:space="preserve">[18]</w:t>
+      </w:r>
+      <w:r>
+        <w:rPr>
+          <w:rFonts w:ascii="Times New Roman" w:eastAsia="宋体" w:hAnsi="Times New Roman"/>
+          <w:sz w:val="21"/>
+          <w:szCs w:val="21"/>
+        </w:rPr>
+        <w:t xml:space="preserve">；丁华还从课堂实施的角度总结了HPS教学模式在高中化学常态课堂中的运用要领</w:t>
+      </w:r>
+      <w:r>
+        <w:rPr>
+          <w:rFonts w:ascii="Times New Roman" w:eastAsia="宋体" w:hAnsi="Times New Roman"/>
+          <w:sz w:val="21"/>
+          <w:szCs w:val="21"/>
+          <w:vertAlign w:val="superscript"/>
+        </w:rPr>
+        <w:t xml:space="preserve">[19]</w:t>
+      </w:r>
+      <w:r>
+        <w:rPr>
+          <w:rFonts w:ascii="Times New Roman" w:eastAsia="宋体" w:hAnsi="Times New Roman"/>
+          <w:sz w:val="21"/>
+          <w:szCs w:val="21"/>
+        </w:rPr>
+        <w:t xml:space="preserve">。这些研究共同表明，HPS理念具有较强的模式兼容性，能够与多种教学范式有机结合，从而为其在不同课堂生态中的落地提供了多样化的选择。</w:t>
       </w:r>
     </w:p>
     <w:p>
@@ -4143,7 +4483,41 @@
           <w:sz w:val="21"/>
           <w:szCs w:val="21"/>
         </w:rPr>
-        <w:t xml:space="preserve">在教学策略层面，“显性—反思”取向已成为研究者的基本共识。Schwartz等的研究表明，相较于仅依托探究活动的隐性渗透，显性—反思式教学更能促进学习者对科学本质关键维度形成稳定认知[20]；Abd-El-Khalick和Lederman在批判性综述中亦指出，教师对科学本质的明确引导与反思性讨论是NOS教学成效的决定性变量[21]。受此影响，国内的教学设计研究普遍强调在历史情境呈现之后设置专门的反思讨论环节，引导学生从“知道历史”走向“理解科学”，使科学本质观的学习不再停留于潜移默化的期待，而是转化为可设计、可观察的课堂事件。</w:t>
+        <w:t xml:space="preserve">在教学策略层面，“显性—反思”取向已成为研究者的基本共识。Schwartz等的研究表明，相较于仅依托探究活动的隐性渗透，显性—反思式教学更能促进学习者对科学本质关键维度形成稳定认知</w:t>
+      </w:r>
+      <w:r>
+        <w:rPr>
+          <w:rFonts w:ascii="Times New Roman" w:eastAsia="宋体" w:hAnsi="Times New Roman"/>
+          <w:sz w:val="21"/>
+          <w:szCs w:val="21"/>
+          <w:vertAlign w:val="superscript"/>
+        </w:rPr>
+        <w:t xml:space="preserve">[20]</w:t>
+      </w:r>
+      <w:r>
+        <w:rPr>
+          <w:rFonts w:ascii="Times New Roman" w:eastAsia="宋体" w:hAnsi="Times New Roman"/>
+          <w:sz w:val="21"/>
+          <w:szCs w:val="21"/>
+        </w:rPr>
+        <w:t xml:space="preserve">；Abd-El-Khalick和Lederman在批判性综述中亦指出，教师对科学本质的明确引导与反思性讨论是NOS教学成效的决定性变量</w:t>
+      </w:r>
+      <w:r>
+        <w:rPr>
+          <w:rFonts w:ascii="Times New Roman" w:eastAsia="宋体" w:hAnsi="Times New Roman"/>
+          <w:sz w:val="21"/>
+          <w:szCs w:val="21"/>
+          <w:vertAlign w:val="superscript"/>
+        </w:rPr>
+        <w:t xml:space="preserve">[21]</w:t>
+      </w:r>
+      <w:r>
+        <w:rPr>
+          <w:rFonts w:ascii="Times New Roman" w:eastAsia="宋体" w:hAnsi="Times New Roman"/>
+          <w:sz w:val="21"/>
+          <w:szCs w:val="21"/>
+        </w:rPr>
+        <w:t xml:space="preserve">。受此影响，国内的教学设计研究普遍强调在历史情境呈现之后设置专门的反思讨论环节，引导学生从“知道历史”走向“理解科学”，使科学本质观的学习不再停留于潜移默化的期待，而是转化为可设计、可观察的课堂事件。</w:t>
       </w:r>
     </w:p>
     <w:p>
@@ -4171,7 +4545,58 @@
           <w:sz w:val="21"/>
           <w:szCs w:val="21"/>
         </w:rPr>
-        <w:t xml:space="preserve">该热点对应聚类#2（高中化学）与#5（化学史），处于内容与场域维度，回答的是“用什么教、在哪里教”的问题。化学史是HPS理念进入化学课堂最主要的素材来源。毕华林和刘冰以元素周期律的发现为例，从科学本质教育的视角探讨了化学教科书的设计问题，指出史料的价值在于呈现科学知识的历史生成过程而非结论本身[22]。在具体课例层面，崔博雅和袁振东从氟元素发现史中挖掘科学本质观与人文素养的双重教育价值[23]；陈俏等以“原子的结构”为例，借助原子模型的演变史设计了增进科学本质理解的教学方案[24]。这类研究的共同特征在于，史料的选取不以趣味性为首要标准，而是以能否为科学本质的特定维度提供可分析的历史情境为核心依据。</w:t>
+        <w:t xml:space="preserve">该热点对应聚类#2（高中化学）与#5（化学史），处于内容与场域维度，回答的是“用什么教、在哪里教”的问题。化学史是HPS理念进入化学课堂最主要的素材来源。毕华林和刘冰以元素周期律的发现为例，从科学本质教育的视角探讨了化学教科书的设计问题，指出史料的价值在于呈现科学知识的历史生成过程而非结论本身</w:t>
+      </w:r>
+      <w:r>
+        <w:rPr>
+          <w:rFonts w:ascii="Times New Roman" w:eastAsia="宋体" w:hAnsi="Times New Roman"/>
+          <w:sz w:val="21"/>
+          <w:szCs w:val="21"/>
+          <w:vertAlign w:val="superscript"/>
+        </w:rPr>
+        <w:t xml:space="preserve">[22]</w:t>
+      </w:r>
+      <w:r>
+        <w:rPr>
+          <w:rFonts w:ascii="Times New Roman" w:eastAsia="宋体" w:hAnsi="Times New Roman"/>
+          <w:sz w:val="21"/>
+          <w:szCs w:val="21"/>
+        </w:rPr>
+        <w:t xml:space="preserve">。在具体课例层面，崔博雅和袁振东从氟元素发现史中挖掘科学本质观与人文素养的双重教育价值</w:t>
+      </w:r>
+      <w:r>
+        <w:rPr>
+          <w:rFonts w:ascii="Times New Roman" w:eastAsia="宋体" w:hAnsi="Times New Roman"/>
+          <w:sz w:val="21"/>
+          <w:szCs w:val="21"/>
+          <w:vertAlign w:val="superscript"/>
+        </w:rPr>
+        <w:t xml:space="preserve">[23]</w:t>
+      </w:r>
+      <w:r>
+        <w:rPr>
+          <w:rFonts w:ascii="Times New Roman" w:eastAsia="宋体" w:hAnsi="Times New Roman"/>
+          <w:sz w:val="21"/>
+          <w:szCs w:val="21"/>
+        </w:rPr>
+        <w:t xml:space="preserve">；陈俏等以“原子的结构”为例，借助原子模型的演变史设计了增进科学本质理解的教学方案</w:t>
+      </w:r>
+      <w:r>
+        <w:rPr>
+          <w:rFonts w:ascii="Times New Roman" w:eastAsia="宋体" w:hAnsi="Times New Roman"/>
+          <w:sz w:val="21"/>
+          <w:szCs w:val="21"/>
+          <w:vertAlign w:val="superscript"/>
+        </w:rPr>
+        <w:t xml:space="preserve">[24]</w:t>
+      </w:r>
+      <w:r>
+        <w:rPr>
+          <w:rFonts w:ascii="Times New Roman" w:eastAsia="宋体" w:hAnsi="Times New Roman"/>
+          <w:sz w:val="21"/>
+          <w:szCs w:val="21"/>
+        </w:rPr>
+        <w:t xml:space="preserve">。这类研究的共同特征在于，史料的选取不以趣味性为首要标准，而是以能否为科学本质的特定维度提供可分析的历史情境为核心依据。</w:t>
       </w:r>
     </w:p>
     <w:p>
@@ -4186,7 +4611,58 @@
           <w:sz w:val="21"/>
           <w:szCs w:val="21"/>
         </w:rPr>
-        <w:t xml:space="preserve">从学段分布看，沈春花面向初中化学开展了基于科学本质观的教学活动设计研究[25]，曾琳则针对高中化学开展了系列HPS教学案例研究[26]，但总体而言面向初中学段的研究数量明显少于高中学段，这与本研究突现分析中“高中化学”成为最强突现词的结果相互印证。崔世峰和王娟对国内HPS教学融入中学化学的研究进行综述后指出，现有成果以个案式教学设计为主，系统的实证检验与长周期追踪相对缺乏[27]。</w:t>
+        <w:t xml:space="preserve">从学段分布看，沈春花面向初中化学开展了基于科学本质观的教学活动设计研究</w:t>
+      </w:r>
+      <w:r>
+        <w:rPr>
+          <w:rFonts w:ascii="Times New Roman" w:eastAsia="宋体" w:hAnsi="Times New Roman"/>
+          <w:sz w:val="21"/>
+          <w:szCs w:val="21"/>
+          <w:vertAlign w:val="superscript"/>
+        </w:rPr>
+        <w:t xml:space="preserve">[25]</w:t>
+      </w:r>
+      <w:r>
+        <w:rPr>
+          <w:rFonts w:ascii="Times New Roman" w:eastAsia="宋体" w:hAnsi="Times New Roman"/>
+          <w:sz w:val="21"/>
+          <w:szCs w:val="21"/>
+        </w:rPr>
+        <w:t xml:space="preserve">，曾琳则针对高中化学开展了系列HPS教学案例研究</w:t>
+      </w:r>
+      <w:r>
+        <w:rPr>
+          <w:rFonts w:ascii="Times New Roman" w:eastAsia="宋体" w:hAnsi="Times New Roman"/>
+          <w:sz w:val="21"/>
+          <w:szCs w:val="21"/>
+          <w:vertAlign w:val="superscript"/>
+        </w:rPr>
+        <w:t xml:space="preserve">[26]</w:t>
+      </w:r>
+      <w:r>
+        <w:rPr>
+          <w:rFonts w:ascii="Times New Roman" w:eastAsia="宋体" w:hAnsi="Times New Roman"/>
+          <w:sz w:val="21"/>
+          <w:szCs w:val="21"/>
+        </w:rPr>
+        <w:t xml:space="preserve">，但总体而言面向初中学段的研究数量明显少于高中学段，这与本研究突现分析中“高中化学”成为最强突现词的结果相互印证。崔世峰和王娟对国内HPS教学融入中学化学的研究进行综述后指出，现有成果以个案式教学设计为主，系统的实证检验与长周期追踪相对缺乏</w:t>
+      </w:r>
+      <w:r>
+        <w:rPr>
+          <w:rFonts w:ascii="Times New Roman" w:eastAsia="宋体" w:hAnsi="Times New Roman"/>
+          <w:sz w:val="21"/>
+          <w:szCs w:val="21"/>
+          <w:vertAlign w:val="superscript"/>
+        </w:rPr>
+        <w:t xml:space="preserve">[27]</w:t>
+      </w:r>
+      <w:r>
+        <w:rPr>
+          <w:rFonts w:ascii="Times New Roman" w:eastAsia="宋体" w:hAnsi="Times New Roman"/>
+          <w:sz w:val="21"/>
+          <w:szCs w:val="21"/>
+        </w:rPr>
+        <w:t xml:space="preserve">。</w:t>
       </w:r>
     </w:p>
     <w:p>
@@ -4201,7 +4677,24 @@
           <w:sz w:val="21"/>
           <w:szCs w:val="21"/>
         </w:rPr>
-        <w:t xml:space="preserve">此外，教材作为化学史素材的重要载体也受到研究者关注。Su等对多国科学教材的系统综述表明，无论国家与学段，教材中科学本质内容的呈现总体不足且质量参差[28]，这在客观上限制了一线教师开展显性NOS教学的素材供给，也解释了为何国内大量研究致力于对教材史料的深度挖掘与二次开发。</w:t>
+        <w:t xml:space="preserve">此外，教材作为化学史素材的重要载体也受到研究者关注。Su等对多国科学教材的系统综述表明，无论国家与学段，教材中科学本质内容的呈现总体不足且质量参差</w:t>
+      </w:r>
+      <w:r>
+        <w:rPr>
+          <w:rFonts w:ascii="Times New Roman" w:eastAsia="宋体" w:hAnsi="Times New Roman"/>
+          <w:sz w:val="21"/>
+          <w:szCs w:val="21"/>
+          <w:vertAlign w:val="superscript"/>
+        </w:rPr>
+        <w:t xml:space="preserve">[28]</w:t>
+      </w:r>
+      <w:r>
+        <w:rPr>
+          <w:rFonts w:ascii="Times New Roman" w:eastAsia="宋体" w:hAnsi="Times New Roman"/>
+          <w:sz w:val="21"/>
+          <w:szCs w:val="21"/>
+        </w:rPr>
+        <w:t xml:space="preserve">，这在客观上限制了一线教师开展显性NOS教学的素材供给，也解释了为何国内大量研究致力于对教材史料的深度挖掘与二次开发。</w:t>
       </w:r>
     </w:p>
     <w:p>

--- a/HPS理念下中学化学科学本质观教学研究（投稿格式）.docx
+++ b/HPS理念下中学化学科学本质观教学研究（投稿格式）.docx
@@ -60,7 +60,7 @@
     </w:p>
     <w:p>
       <w:pPr>
-        <w:spacing w:line="360" w:lineRule="auto"/>
+        <w:spacing w:line="400" w:lineRule="exact"/>
         <w:jc w:val="both"/>
       </w:pPr>
       <w:r>
@@ -84,7 +84,7 @@
     </w:p>
     <w:p>
       <w:pPr>
-        <w:spacing w:after="200" w:line="360" w:lineRule="auto"/>
+        <w:spacing w:after="200" w:line="400" w:lineRule="exact"/>
         <w:jc w:val="both"/>
       </w:pPr>
       <w:r>
@@ -108,7 +108,7 @@
     </w:p>
     <w:p>
       <w:pPr>
-        <w:spacing w:after="120" w:before="240" w:line="360" w:lineRule="auto"/>
+        <w:spacing w:after="120" w:before="240" w:line="400" w:lineRule="exact"/>
       </w:pPr>
       <w:r>
         <w:rPr>
@@ -121,7 +121,7 @@
     </w:p>
     <w:p>
       <w:pPr>
-        <w:spacing w:line="360" w:lineRule="auto"/>
+        <w:spacing w:line="400" w:lineRule="exact"/>
         <w:ind w:firstLine="420"/>
         <w:jc w:val="both"/>
       </w:pPr>
@@ -153,7 +153,7 @@
     </w:p>
     <w:p>
       <w:pPr>
-        <w:spacing w:line="360" w:lineRule="auto"/>
+        <w:spacing w:line="400" w:lineRule="exact"/>
         <w:ind w:firstLine="420"/>
         <w:jc w:val="both"/>
       </w:pPr>
@@ -185,7 +185,7 @@
     </w:p>
     <w:p>
       <w:pPr>
-        <w:spacing w:line="360" w:lineRule="auto"/>
+        <w:spacing w:line="400" w:lineRule="exact"/>
         <w:ind w:firstLine="420"/>
         <w:jc w:val="both"/>
       </w:pPr>
@@ -200,7 +200,7 @@
     </w:p>
     <w:p>
       <w:pPr>
-        <w:spacing w:after="120" w:before="240" w:line="360" w:lineRule="auto"/>
+        <w:spacing w:after="120" w:before="240" w:line="400" w:lineRule="exact"/>
       </w:pPr>
       <w:r>
         <w:rPr>
@@ -213,7 +213,7 @@
     </w:p>
     <w:p>
       <w:pPr>
-        <w:spacing w:line="360" w:lineRule="auto"/>
+        <w:spacing w:line="400" w:lineRule="exact"/>
         <w:ind w:firstLine="420"/>
         <w:jc w:val="both"/>
       </w:pPr>
@@ -245,7 +245,7 @@
     </w:p>
     <w:p>
       <w:pPr>
-        <w:spacing w:line="360" w:lineRule="auto"/>
+        <w:spacing w:line="400" w:lineRule="exact"/>
         <w:ind w:firstLine="420"/>
         <w:jc w:val="both"/>
       </w:pPr>
@@ -260,7 +260,7 @@
     </w:p>
     <w:p>
       <w:pPr>
-        <w:spacing w:line="360" w:lineRule="auto"/>
+        <w:spacing w:line="400" w:lineRule="exact"/>
         <w:ind w:firstLine="420"/>
         <w:jc w:val="both"/>
       </w:pPr>
@@ -275,7 +275,7 @@
     </w:p>
     <w:p>
       <w:pPr>
-        <w:spacing w:line="360" w:lineRule="auto"/>
+        <w:spacing w:line="400" w:lineRule="exact"/>
         <w:ind w:firstLine="420"/>
         <w:jc w:val="both"/>
       </w:pPr>
@@ -352,7 +352,7 @@
     </w:p>
     <w:p>
       <w:pPr>
-        <w:spacing w:line="360" w:lineRule="auto"/>
+        <w:spacing w:line="400" w:lineRule="exact"/>
         <w:ind w:firstLine="420"/>
         <w:jc w:val="both"/>
       </w:pPr>
@@ -367,7 +367,7 @@
     </w:p>
     <w:p>
       <w:pPr>
-        <w:spacing w:after="120" w:before="240" w:line="360" w:lineRule="auto"/>
+        <w:spacing w:after="120" w:before="240" w:line="400" w:lineRule="exact"/>
       </w:pPr>
       <w:r>
         <w:rPr>
@@ -380,7 +380,7 @@
     </w:p>
     <w:p>
       <w:pPr>
-        <w:spacing w:after="60" w:before="180" w:line="360" w:lineRule="auto"/>
+        <w:spacing w:after="60" w:before="180" w:line="400" w:lineRule="exact"/>
       </w:pPr>
       <w:r>
         <w:rPr>
@@ -393,7 +393,7 @@
     </w:p>
     <w:p>
       <w:pPr>
-        <w:spacing w:line="360" w:lineRule="auto"/>
+        <w:spacing w:line="400" w:lineRule="exact"/>
         <w:ind w:firstLine="420"/>
         <w:jc w:val="both"/>
       </w:pPr>
@@ -470,7 +470,7 @@
     </w:p>
     <w:p>
       <w:pPr>
-        <w:spacing w:line="360" w:lineRule="auto"/>
+        <w:spacing w:line="400" w:lineRule="exact"/>
         <w:ind w:firstLine="420"/>
         <w:jc w:val="both"/>
       </w:pPr>
@@ -485,7 +485,7 @@
     </w:p>
     <w:p>
       <w:pPr>
-        <w:spacing w:line="360" w:lineRule="auto"/>
+        <w:spacing w:line="400" w:lineRule="exact"/>
         <w:ind w:firstLine="420"/>
         <w:jc w:val="both"/>
       </w:pPr>
@@ -500,7 +500,7 @@
     </w:p>
     <w:p>
       <w:pPr>
-        <w:spacing w:line="360" w:lineRule="auto"/>
+        <w:spacing w:line="400" w:lineRule="exact"/>
         <w:ind w:firstLine="420"/>
         <w:jc w:val="both"/>
       </w:pPr>
@@ -515,7 +515,7 @@
     </w:p>
     <w:p>
       <w:pPr>
-        <w:spacing w:after="60" w:before="180" w:line="360" w:lineRule="auto"/>
+        <w:spacing w:after="60" w:before="180" w:line="400" w:lineRule="exact"/>
       </w:pPr>
       <w:r>
         <w:rPr>
@@ -528,7 +528,7 @@
     </w:p>
     <w:p>
       <w:pPr>
-        <w:spacing w:line="360" w:lineRule="auto"/>
+        <w:spacing w:line="400" w:lineRule="exact"/>
         <w:ind w:firstLine="420"/>
         <w:jc w:val="both"/>
       </w:pPr>
@@ -667,7 +667,7 @@
     </w:p>
     <w:p>
       <w:pPr>
-        <w:spacing w:line="360" w:lineRule="auto"/>
+        <w:spacing w:line="400" w:lineRule="exact"/>
         <w:ind w:firstLine="420"/>
         <w:jc w:val="both"/>
       </w:pPr>
@@ -682,7 +682,7 @@
     </w:p>
     <w:p>
       <w:pPr>
-        <w:spacing w:line="360" w:lineRule="auto"/>
+        <w:spacing w:line="400" w:lineRule="exact"/>
         <w:ind w:firstLine="420"/>
         <w:jc w:val="both"/>
       </w:pPr>
@@ -1685,7 +1685,7 @@
     </w:p>
     <w:p>
       <w:pPr>
-        <w:spacing w:line="360" w:lineRule="auto"/>
+        <w:spacing w:line="400" w:lineRule="exact"/>
         <w:ind w:firstLine="420"/>
         <w:jc w:val="both"/>
       </w:pPr>
@@ -1700,7 +1700,7 @@
     </w:p>
     <w:p>
       <w:pPr>
-        <w:spacing w:line="360" w:lineRule="auto"/>
+        <w:spacing w:line="400" w:lineRule="exact"/>
         <w:ind w:firstLine="420"/>
         <w:jc w:val="both"/>
       </w:pPr>
@@ -1715,7 +1715,7 @@
     </w:p>
     <w:p>
       <w:pPr>
-        <w:spacing w:after="120" w:before="240" w:line="360" w:lineRule="auto"/>
+        <w:spacing w:after="120" w:before="240" w:line="400" w:lineRule="exact"/>
       </w:pPr>
       <w:r>
         <w:rPr>
@@ -1728,7 +1728,7 @@
     </w:p>
     <w:p>
       <w:pPr>
-        <w:spacing w:line="360" w:lineRule="auto"/>
+        <w:spacing w:line="400" w:lineRule="exact"/>
         <w:ind w:firstLine="420"/>
         <w:jc w:val="both"/>
       </w:pPr>
@@ -1743,7 +1743,7 @@
     </w:p>
     <w:p>
       <w:pPr>
-        <w:spacing w:after="60" w:before="180" w:line="360" w:lineRule="auto"/>
+        <w:spacing w:after="60" w:before="180" w:line="400" w:lineRule="exact"/>
       </w:pPr>
       <w:r>
         <w:rPr>
@@ -1756,7 +1756,7 @@
     </w:p>
     <w:p>
       <w:pPr>
-        <w:spacing w:line="360" w:lineRule="auto"/>
+        <w:spacing w:line="400" w:lineRule="exact"/>
         <w:ind w:firstLine="420"/>
         <w:jc w:val="both"/>
       </w:pPr>
@@ -1833,7 +1833,7 @@
     </w:p>
     <w:p>
       <w:pPr>
-        <w:spacing w:line="360" w:lineRule="auto"/>
+        <w:spacing w:line="400" w:lineRule="exact"/>
         <w:ind w:firstLine="420"/>
         <w:jc w:val="both"/>
       </w:pPr>
@@ -1848,7 +1848,7 @@
     </w:p>
     <w:p>
       <w:pPr>
-        <w:spacing w:line="360" w:lineRule="auto"/>
+        <w:spacing w:line="400" w:lineRule="exact"/>
         <w:ind w:firstLine="420"/>
         <w:jc w:val="both"/>
       </w:pPr>
@@ -3753,7 +3753,7 @@
     </w:p>
     <w:p>
       <w:pPr>
-        <w:spacing w:after="60" w:before="180" w:line="360" w:lineRule="auto"/>
+        <w:spacing w:after="60" w:before="180" w:line="400" w:lineRule="exact"/>
       </w:pPr>
       <w:r>
         <w:rPr>
@@ -3766,7 +3766,7 @@
     </w:p>
     <w:p>
       <w:pPr>
-        <w:spacing w:line="360" w:lineRule="auto"/>
+        <w:spacing w:line="400" w:lineRule="exact"/>
         <w:ind w:firstLine="420"/>
         <w:jc w:val="both"/>
       </w:pPr>
@@ -3843,7 +3843,7 @@
     </w:p>
     <w:p>
       <w:pPr>
-        <w:spacing w:line="360" w:lineRule="auto"/>
+        <w:spacing w:line="400" w:lineRule="exact"/>
         <w:ind w:firstLine="420"/>
         <w:jc w:val="both"/>
       </w:pPr>
@@ -3858,7 +3858,7 @@
     </w:p>
     <w:p>
       <w:pPr>
-        <w:spacing w:after="60" w:before="180" w:line="360" w:lineRule="auto"/>
+        <w:spacing w:after="60" w:before="180" w:line="400" w:lineRule="exact"/>
       </w:pPr>
       <w:r>
         <w:rPr>
@@ -3871,7 +3871,7 @@
     </w:p>
     <w:p>
       <w:pPr>
-        <w:spacing w:line="360" w:lineRule="auto"/>
+        <w:spacing w:line="400" w:lineRule="exact"/>
         <w:ind w:firstLine="420"/>
         <w:jc w:val="both"/>
       </w:pPr>
@@ -3965,7 +3965,7 @@
     </w:p>
     <w:p>
       <w:pPr>
-        <w:spacing w:line="360" w:lineRule="auto"/>
+        <w:spacing w:line="400" w:lineRule="exact"/>
         <w:ind w:firstLine="420"/>
         <w:jc w:val="both"/>
       </w:pPr>
@@ -3980,7 +3980,7 @@
     </w:p>
     <w:p>
       <w:pPr>
-        <w:spacing w:line="360" w:lineRule="auto"/>
+        <w:spacing w:line="400" w:lineRule="exact"/>
         <w:ind w:firstLine="420"/>
         <w:jc w:val="both"/>
       </w:pPr>
@@ -4057,7 +4057,7 @@
     </w:p>
     <w:p>
       <w:pPr>
-        <w:spacing w:line="360" w:lineRule="auto"/>
+        <w:spacing w:line="400" w:lineRule="exact"/>
         <w:ind w:firstLine="420"/>
         <w:jc w:val="both"/>
       </w:pPr>
@@ -4072,7 +4072,7 @@
     </w:p>
     <w:p>
       <w:pPr>
-        <w:spacing w:line="360" w:lineRule="auto"/>
+        <w:spacing w:line="400" w:lineRule="exact"/>
         <w:ind w:firstLine="420"/>
         <w:jc w:val="both"/>
       </w:pPr>
@@ -4087,7 +4087,7 @@
     </w:p>
     <w:p>
       <w:pPr>
-        <w:spacing w:after="120" w:before="240" w:line="360" w:lineRule="auto"/>
+        <w:spacing w:after="120" w:before="240" w:line="400" w:lineRule="exact"/>
       </w:pPr>
       <w:r>
         <w:rPr>
@@ -4100,7 +4100,7 @@
     </w:p>
     <w:p>
       <w:pPr>
-        <w:spacing w:after="60" w:before="180" w:line="360" w:lineRule="auto"/>
+        <w:spacing w:after="60" w:before="180" w:line="400" w:lineRule="exact"/>
       </w:pPr>
       <w:r>
         <w:rPr>
@@ -4113,7 +4113,7 @@
     </w:p>
     <w:p>
       <w:pPr>
-        <w:spacing w:line="360" w:lineRule="auto"/>
+        <w:spacing w:line="400" w:lineRule="exact"/>
         <w:ind w:firstLine="420"/>
         <w:jc w:val="both"/>
       </w:pPr>
@@ -4179,7 +4179,7 @@
     </w:p>
     <w:p>
       <w:pPr>
-        <w:spacing w:line="360" w:lineRule="auto"/>
+        <w:spacing w:line="400" w:lineRule="exact"/>
         <w:ind w:firstLine="420"/>
         <w:jc w:val="both"/>
       </w:pPr>
@@ -4262,7 +4262,7 @@
     </w:p>
     <w:p>
       <w:pPr>
-        <w:spacing w:line="360" w:lineRule="auto"/>
+        <w:spacing w:line="400" w:lineRule="exact"/>
         <w:ind w:firstLine="420"/>
         <w:jc w:val="both"/>
       </w:pPr>
@@ -4294,7 +4294,7 @@
     </w:p>
     <w:p>
       <w:pPr>
-        <w:spacing w:after="60" w:before="180" w:line="360" w:lineRule="auto"/>
+        <w:spacing w:after="60" w:before="180" w:line="400" w:lineRule="exact"/>
       </w:pPr>
       <w:r>
         <w:rPr>
@@ -4307,7 +4307,7 @@
     </w:p>
     <w:p>
       <w:pPr>
-        <w:spacing w:line="360" w:lineRule="auto"/>
+        <w:spacing w:line="400" w:lineRule="exact"/>
         <w:ind w:firstLine="420"/>
         <w:jc w:val="both"/>
       </w:pPr>
@@ -4373,7 +4373,7 @@
     </w:p>
     <w:p>
       <w:pPr>
-        <w:spacing w:line="360" w:lineRule="auto"/>
+        <w:spacing w:line="400" w:lineRule="exact"/>
         <w:ind w:firstLine="420"/>
         <w:jc w:val="both"/>
       </w:pPr>
@@ -4473,7 +4473,7 @@
     </w:p>
     <w:p>
       <w:pPr>
-        <w:spacing w:line="360" w:lineRule="auto"/>
+        <w:spacing w:line="400" w:lineRule="exact"/>
         <w:ind w:firstLine="420"/>
         <w:jc w:val="both"/>
       </w:pPr>
@@ -4522,7 +4522,7 @@
     </w:p>
     <w:p>
       <w:pPr>
-        <w:spacing w:after="60" w:before="180" w:line="360" w:lineRule="auto"/>
+        <w:spacing w:after="60" w:before="180" w:line="400" w:lineRule="exact"/>
       </w:pPr>
       <w:r>
         <w:rPr>
@@ -4535,7 +4535,7 @@
     </w:p>
     <w:p>
       <w:pPr>
-        <w:spacing w:line="360" w:lineRule="auto"/>
+        <w:spacing w:line="400" w:lineRule="exact"/>
         <w:ind w:firstLine="420"/>
         <w:jc w:val="both"/>
       </w:pPr>
@@ -4601,7 +4601,7 @@
     </w:p>
     <w:p>
       <w:pPr>
-        <w:spacing w:line="360" w:lineRule="auto"/>
+        <w:spacing w:line="400" w:lineRule="exact"/>
         <w:ind w:firstLine="420"/>
         <w:jc w:val="both"/>
       </w:pPr>
@@ -4667,7 +4667,7 @@
     </w:p>
     <w:p>
       <w:pPr>
-        <w:spacing w:line="360" w:lineRule="auto"/>
+        <w:spacing w:line="400" w:lineRule="exact"/>
         <w:ind w:firstLine="420"/>
         <w:jc w:val="both"/>
       </w:pPr>
@@ -4699,7 +4699,7 @@
     </w:p>
     <w:p>
       <w:pPr>
-        <w:spacing w:line="360" w:lineRule="auto"/>
+        <w:spacing w:line="400" w:lineRule="exact"/>
         <w:ind w:firstLine="420"/>
         <w:jc w:val="both"/>
       </w:pPr>
@@ -4714,7 +4714,7 @@
     </w:p>
     <w:p>
       <w:pPr>
-        <w:spacing w:after="120" w:before="240" w:line="360" w:lineRule="auto"/>
+        <w:spacing w:after="120" w:before="240" w:line="400" w:lineRule="exact"/>
       </w:pPr>
       <w:r>
         <w:rPr>
@@ -4727,7 +4727,7 @@
     </w:p>
     <w:p>
       <w:pPr>
-        <w:spacing w:after="60" w:before="180" w:line="360" w:lineRule="auto"/>
+        <w:spacing w:after="60" w:before="180" w:line="400" w:lineRule="exact"/>
       </w:pPr>
       <w:r>
         <w:rPr>
@@ -4740,7 +4740,7 @@
     </w:p>
     <w:p>
       <w:pPr>
-        <w:spacing w:line="360" w:lineRule="auto"/>
+        <w:spacing w:line="400" w:lineRule="exact"/>
         <w:ind w:firstLine="420"/>
         <w:jc w:val="both"/>
       </w:pPr>
@@ -4755,7 +4755,7 @@
     </w:p>
     <w:p>
       <w:pPr>
-        <w:spacing w:line="360" w:lineRule="auto"/>
+        <w:spacing w:line="400" w:lineRule="exact"/>
         <w:ind w:firstLine="420"/>
         <w:jc w:val="both"/>
       </w:pPr>
@@ -4770,7 +4770,7 @@
     </w:p>
     <w:p>
       <w:pPr>
-        <w:spacing w:line="360" w:lineRule="auto"/>
+        <w:spacing w:line="400" w:lineRule="exact"/>
         <w:ind w:firstLine="420"/>
         <w:jc w:val="both"/>
       </w:pPr>
@@ -4785,7 +4785,7 @@
     </w:p>
     <w:p>
       <w:pPr>
-        <w:spacing w:line="360" w:lineRule="auto"/>
+        <w:spacing w:line="400" w:lineRule="exact"/>
         <w:ind w:firstLine="420"/>
         <w:jc w:val="both"/>
       </w:pPr>
@@ -4800,7 +4800,7 @@
     </w:p>
     <w:p>
       <w:pPr>
-        <w:spacing w:line="360" w:lineRule="auto"/>
+        <w:spacing w:line="400" w:lineRule="exact"/>
         <w:ind w:firstLine="420"/>
         <w:jc w:val="both"/>
       </w:pPr>
@@ -4815,7 +4815,7 @@
     </w:p>
     <w:p>
       <w:pPr>
-        <w:spacing w:after="60" w:before="180" w:line="360" w:lineRule="auto"/>
+        <w:spacing w:after="60" w:before="180" w:line="400" w:lineRule="exact"/>
       </w:pPr>
       <w:r>
         <w:rPr>
@@ -4828,7 +4828,7 @@
     </w:p>
     <w:p>
       <w:pPr>
-        <w:spacing w:line="360" w:lineRule="auto"/>
+        <w:spacing w:line="400" w:lineRule="exact"/>
         <w:ind w:firstLine="420"/>
         <w:jc w:val="both"/>
       </w:pPr>
@@ -4843,7 +4843,7 @@
     </w:p>
     <w:p>
       <w:pPr>
-        <w:spacing w:line="360" w:lineRule="auto"/>
+        <w:spacing w:line="400" w:lineRule="exact"/>
         <w:ind w:firstLine="420"/>
         <w:jc w:val="both"/>
       </w:pPr>
@@ -4858,7 +4858,7 @@
     </w:p>
     <w:p>
       <w:pPr>
-        <w:spacing w:line="360" w:lineRule="auto"/>
+        <w:spacing w:line="400" w:lineRule="exact"/>
         <w:ind w:firstLine="420"/>
         <w:jc w:val="both"/>
       </w:pPr>
@@ -4873,7 +4873,7 @@
     </w:p>
     <w:p>
       <w:pPr>
-        <w:spacing w:line="360" w:lineRule="auto"/>
+        <w:spacing w:line="400" w:lineRule="exact"/>
         <w:ind w:firstLine="420"/>
         <w:jc w:val="both"/>
       </w:pPr>
@@ -4888,7 +4888,7 @@
     </w:p>
     <w:p>
       <w:pPr>
-        <w:spacing w:line="360" w:lineRule="auto"/>
+        <w:spacing w:line="400" w:lineRule="exact"/>
         <w:ind w:firstLine="420"/>
         <w:jc w:val="both"/>
       </w:pPr>
@@ -4917,7 +4917,7 @@
     </w:p>
     <w:p>
       <w:pPr>
-        <w:spacing w:line="300" w:lineRule="auto"/>
+        <w:spacing w:line="400" w:lineRule="exact"/>
         <w:ind w:left="420" w:hanging="420"/>
         <w:jc w:val="both"/>
       </w:pPr>
@@ -4932,7 +4932,7 @@
     </w:p>
     <w:p>
       <w:pPr>
-        <w:spacing w:line="300" w:lineRule="auto"/>
+        <w:spacing w:line="400" w:lineRule="exact"/>
         <w:ind w:left="420" w:hanging="420"/>
         <w:jc w:val="both"/>
       </w:pPr>
@@ -4947,7 +4947,7 @@
     </w:p>
     <w:p>
       <w:pPr>
-        <w:spacing w:line="300" w:lineRule="auto"/>
+        <w:spacing w:line="400" w:lineRule="exact"/>
         <w:ind w:left="420" w:hanging="420"/>
         <w:jc w:val="both"/>
       </w:pPr>
@@ -4962,7 +4962,7 @@
     </w:p>
     <w:p>
       <w:pPr>
-        <w:spacing w:line="300" w:lineRule="auto"/>
+        <w:spacing w:line="400" w:lineRule="exact"/>
         <w:ind w:left="420" w:hanging="420"/>
         <w:jc w:val="both"/>
       </w:pPr>
@@ -4977,7 +4977,7 @@
     </w:p>
     <w:p>
       <w:pPr>
-        <w:spacing w:line="300" w:lineRule="auto"/>
+        <w:spacing w:line="400" w:lineRule="exact"/>
         <w:ind w:left="420" w:hanging="420"/>
         <w:jc w:val="both"/>
       </w:pPr>
@@ -4992,7 +4992,7 @@
     </w:p>
     <w:p>
       <w:pPr>
-        <w:spacing w:line="300" w:lineRule="auto"/>
+        <w:spacing w:line="400" w:lineRule="exact"/>
         <w:ind w:left="420" w:hanging="420"/>
         <w:jc w:val="both"/>
       </w:pPr>
@@ -5007,7 +5007,7 @@
     </w:p>
     <w:p>
       <w:pPr>
-        <w:spacing w:line="300" w:lineRule="auto"/>
+        <w:spacing w:line="400" w:lineRule="exact"/>
         <w:ind w:left="420" w:hanging="420"/>
         <w:jc w:val="both"/>
       </w:pPr>
@@ -5022,7 +5022,7 @@
     </w:p>
     <w:p>
       <w:pPr>
-        <w:spacing w:line="300" w:lineRule="auto"/>
+        <w:spacing w:line="400" w:lineRule="exact"/>
         <w:ind w:left="420" w:hanging="420"/>
         <w:jc w:val="both"/>
       </w:pPr>
@@ -5037,7 +5037,7 @@
     </w:p>
     <w:p>
       <w:pPr>
-        <w:spacing w:line="300" w:lineRule="auto"/>
+        <w:spacing w:line="400" w:lineRule="exact"/>
         <w:ind w:left="420" w:hanging="420"/>
         <w:jc w:val="both"/>
       </w:pPr>
@@ -5052,7 +5052,7 @@
     </w:p>
     <w:p>
       <w:pPr>
-        <w:spacing w:line="300" w:lineRule="auto"/>
+        <w:spacing w:line="400" w:lineRule="exact"/>
         <w:ind w:left="420" w:hanging="420"/>
         <w:jc w:val="both"/>
       </w:pPr>
@@ -5067,7 +5067,7 @@
     </w:p>
     <w:p>
       <w:pPr>
-        <w:spacing w:line="300" w:lineRule="auto"/>
+        <w:spacing w:line="400" w:lineRule="exact"/>
         <w:ind w:left="420" w:hanging="420"/>
         <w:jc w:val="both"/>
       </w:pPr>
@@ -5082,7 +5082,7 @@
     </w:p>
     <w:p>
       <w:pPr>
-        <w:spacing w:line="300" w:lineRule="auto"/>
+        <w:spacing w:line="400" w:lineRule="exact"/>
         <w:ind w:left="420" w:hanging="420"/>
         <w:jc w:val="both"/>
       </w:pPr>
@@ -5097,7 +5097,7 @@
     </w:p>
     <w:p>
       <w:pPr>
-        <w:spacing w:line="300" w:lineRule="auto"/>
+        <w:spacing w:line="400" w:lineRule="exact"/>
         <w:ind w:left="420" w:hanging="420"/>
         <w:jc w:val="both"/>
       </w:pPr>
@@ -5112,7 +5112,7 @@
     </w:p>
     <w:p>
       <w:pPr>
-        <w:spacing w:line="300" w:lineRule="auto"/>
+        <w:spacing w:line="400" w:lineRule="exact"/>
         <w:ind w:left="420" w:hanging="420"/>
         <w:jc w:val="both"/>
       </w:pPr>
@@ -5127,7 +5127,7 @@
     </w:p>
     <w:p>
       <w:pPr>
-        <w:spacing w:line="300" w:lineRule="auto"/>
+        <w:spacing w:line="400" w:lineRule="exact"/>
         <w:ind w:left="420" w:hanging="420"/>
         <w:jc w:val="both"/>
       </w:pPr>
@@ -5142,7 +5142,7 @@
     </w:p>
     <w:p>
       <w:pPr>
-        <w:spacing w:line="300" w:lineRule="auto"/>
+        <w:spacing w:line="400" w:lineRule="exact"/>
         <w:ind w:left="420" w:hanging="420"/>
         <w:jc w:val="both"/>
       </w:pPr>
@@ -5157,7 +5157,7 @@
     </w:p>
     <w:p>
       <w:pPr>
-        <w:spacing w:line="300" w:lineRule="auto"/>
+        <w:spacing w:line="400" w:lineRule="exact"/>
         <w:ind w:left="420" w:hanging="420"/>
         <w:jc w:val="both"/>
       </w:pPr>
@@ -5172,7 +5172,7 @@
     </w:p>
     <w:p>
       <w:pPr>
-        <w:spacing w:line="300" w:lineRule="auto"/>
+        <w:spacing w:line="400" w:lineRule="exact"/>
         <w:ind w:left="420" w:hanging="420"/>
         <w:jc w:val="both"/>
       </w:pPr>
@@ -5187,7 +5187,7 @@
     </w:p>
     <w:p>
       <w:pPr>
-        <w:spacing w:line="300" w:lineRule="auto"/>
+        <w:spacing w:line="400" w:lineRule="exact"/>
         <w:ind w:left="420" w:hanging="420"/>
         <w:jc w:val="both"/>
       </w:pPr>
@@ -5202,7 +5202,7 @@
     </w:p>
     <w:p>
       <w:pPr>
-        <w:spacing w:line="300" w:lineRule="auto"/>
+        <w:spacing w:line="400" w:lineRule="exact"/>
         <w:ind w:left="420" w:hanging="420"/>
         <w:jc w:val="both"/>
       </w:pPr>
@@ -5217,7 +5217,7 @@
     </w:p>
     <w:p>
       <w:pPr>
-        <w:spacing w:line="300" w:lineRule="auto"/>
+        <w:spacing w:line="400" w:lineRule="exact"/>
         <w:ind w:left="420" w:hanging="420"/>
         <w:jc w:val="both"/>
       </w:pPr>
@@ -5232,7 +5232,7 @@
     </w:p>
     <w:p>
       <w:pPr>
-        <w:spacing w:line="300" w:lineRule="auto"/>
+        <w:spacing w:line="400" w:lineRule="exact"/>
         <w:ind w:left="420" w:hanging="420"/>
         <w:jc w:val="both"/>
       </w:pPr>
@@ -5247,7 +5247,7 @@
     </w:p>
     <w:p>
       <w:pPr>
-        <w:spacing w:line="300" w:lineRule="auto"/>
+        <w:spacing w:line="400" w:lineRule="exact"/>
         <w:ind w:left="420" w:hanging="420"/>
         <w:jc w:val="both"/>
       </w:pPr>
@@ -5262,7 +5262,7 @@
     </w:p>
     <w:p>
       <w:pPr>
-        <w:spacing w:line="300" w:lineRule="auto"/>
+        <w:spacing w:line="400" w:lineRule="exact"/>
         <w:ind w:left="420" w:hanging="420"/>
         <w:jc w:val="both"/>
       </w:pPr>
@@ -5277,7 +5277,7 @@
     </w:p>
     <w:p>
       <w:pPr>
-        <w:spacing w:line="300" w:lineRule="auto"/>
+        <w:spacing w:line="400" w:lineRule="exact"/>
         <w:ind w:left="420" w:hanging="420"/>
         <w:jc w:val="both"/>
       </w:pPr>
@@ -5292,7 +5292,7 @@
     </w:p>
     <w:p>
       <w:pPr>
-        <w:spacing w:line="300" w:lineRule="auto"/>
+        <w:spacing w:line="400" w:lineRule="exact"/>
         <w:ind w:left="420" w:hanging="420"/>
         <w:jc w:val="both"/>
       </w:pPr>
@@ -5307,7 +5307,7 @@
     </w:p>
     <w:p>
       <w:pPr>
-        <w:spacing w:line="300" w:lineRule="auto"/>
+        <w:spacing w:line="400" w:lineRule="exact"/>
         <w:ind w:left="420" w:hanging="420"/>
         <w:jc w:val="both"/>
       </w:pPr>
@@ -5322,7 +5322,7 @@
     </w:p>
     <w:p>
       <w:pPr>
-        <w:spacing w:line="300" w:lineRule="auto"/>
+        <w:spacing w:line="400" w:lineRule="exact"/>
         <w:ind w:left="420" w:hanging="420"/>
         <w:jc w:val="both"/>
       </w:pPr>
@@ -5381,7 +5381,7 @@
     </w:p>
     <w:p>
       <w:pPr>
-        <w:spacing w:line="360" w:lineRule="auto"/>
+        <w:spacing w:line="400" w:lineRule="exact"/>
         <w:jc w:val="both"/>
       </w:pPr>
       <w:r>
@@ -5405,7 +5405,7 @@
     </w:p>
     <w:p>
       <w:pPr>
-        <w:spacing w:after="240" w:line="360" w:lineRule="auto"/>
+        <w:spacing w:after="240" w:line="400" w:lineRule="exact"/>
         <w:jc w:val="both"/>
       </w:pPr>
       <w:r>
@@ -5429,7 +5429,7 @@
     </w:p>
     <w:p>
       <w:pPr>
-        <w:spacing w:before="120" w:line="360" w:lineRule="auto"/>
+        <w:spacing w:before="120" w:line="400" w:lineRule="exact"/>
         <w:jc w:val="both"/>
       </w:pPr>
       <w:r>
@@ -5453,7 +5453,7 @@
     </w:p>
     <w:p>
       <w:pPr>
-        <w:spacing w:before="120" w:line="360" w:lineRule="auto"/>
+        <w:spacing w:before="120" w:line="400" w:lineRule="exact"/>
         <w:jc w:val="both"/>
       </w:pPr>
       <w:r>
